--- a/The Dolphins' View of History/chapters/08 - The Middle Kingdom - China's Long Civilization.docx
+++ b/The Dolphins' View of History/chapters/08 - The Middle Kingdom - China's Long Civilization.docx
@@ -18,7 +18,7 @@
           <w:sz w:val="36"/>
           <w:szCs w:val="36"/>
         </w:rPr>
-        <w:t xml:space="preserve">Chapter 8: The Middle Kingdom — China's Long Civilization</w:t>
+        <w:t xml:space="preserve">1600 BCE to 589 CE: The Middle Kingdom — China's Long Civilization</w:t>
       </w:r>
     </w:p>
     <w:p>

--- a/The Dolphins' View of History/chapters/08 - The Middle Kingdom - China's Long Civilization.docx
+++ b/The Dolphins' View of History/chapters/08 - The Middle Kingdom - China's Long Civilization.docx
@@ -42,7 +42,7 @@
         <w:spacing w:after="200"/>
       </w:pPr>
       <w:r>
-        <w:t xml:space="preserve">The Shang dynasty, from around 1600 BCE, is not a legend. Its oracle bones — turtle shells and ox bones, heated until they cracked, the cracks read as answers from ancestors — carry the earliest confirmed Chinese writing, chiefly questions about harvests, weather, and war.</w:t>
+        <w:t xml:space="preserve">The Shang dynasty, from around 1600 BCE, is not a legend. Its oracle bones — turtle shells and ox bones, heated until they cracked, the cracks read as answers from ancestors — carry the earliest confirmed Chinese writing, from about 1250 BCE, chiefly questions about harvests, weather, and war.</w:t>
       </w:r>
     </w:p>
     <w:p>
@@ -110,7 +110,7 @@
         <w:spacing w:after="200"/>
       </w:pPr>
       <w:r>
-        <w:t xml:space="preserve">One of the dynasties riding that tide left a mark still felt in how the country is run today. The Sui dynasty, which seized power in 581 CE and reunified China in 589 after nearly four centuries of division, introduced the imperial civil service examination: a test of the classical texts, open in principle to any man regardless of birth, that was meant to fill government posts by merit instead of pedigree. Refined and expanded under the Tang and Song dynasties that followed, the exam system ran for some thirteen hundred years before being abolished in 1905 — the longest-running standardized test in recorded history, and one no aristocrat's son could inherit his way past, however much some of them clearly wished otherwise.</w:t>
+        <w:t xml:space="preserve">One of the dynasties riding that tide left a mark still felt in how the country is run today. The Sui dynasty, which seized power in 581 CE and reunified China in 589 after nearly four centuries of division, introduced the imperial civil service examination: a test of the classical texts, open in principle to any man regardless of birth, that was meant to fill government posts by merit instead of pedigree. Refined and expanded under the Tang and Song dynasties that followed, the exam system ran for some thirteen hundred years before being abolished in 1905 — very likely the longest-running standardized test in recorded history, and one no aristocrat's son could inherit his way past, however much some of them clearly wished otherwise.</w:t>
       </w:r>
     </w:p>
     <w:p>
@@ -142,7 +142,7 @@
           <w:i/>
           <w:iCs/>
         </w:rPr>
-        <w:t xml:space="preserve">No civilization in this book has matched China's combination of scale and continuity: one script, evolving but recognizable, in continuous use for more than three thousand years, across dynasties that rose and fell like weather. A later chapter will ask what happened when the twentieth century tried to interrupt that continuity on purpose. This chapter's verdict, for now, is simpler: the tide always came back in.</w:t>
+        <w:t xml:space="preserve">Few civilizations in this book have matched China's combination of scale and continuity: one script, evolving but recognizable, in continuous use for more than three thousand years, across dynasties that rose and fell like weather. A later chapter will ask what happened when the twentieth century tried to interrupt that continuity on purpose. This chapter's verdict, for now, is simpler: the tide always came back in.</w:t>
       </w:r>
     </w:p>
     <w:sectPr>

--- a/The Dolphins' View of History/chapters/08 - The Middle Kingdom - China's Long Civilization.docx
+++ b/The Dolphins' View of History/chapters/08 - The Middle Kingdom - China's Long Civilization.docx
@@ -9,6 +9,7 @@
         <w:jc w:val="center"/>
         <w:outlineLvl w:val="0"/>
       </w:pPr>
+      <w:bookmarkStart w:name="_Chapter010" w:id="1"/>
       <w:r>
         <w:rPr>
           <w:rFonts w:ascii="Amazon Ember" w:cs="Amazon Ember" w:eastAsia="Amazon Ember" w:hAnsi="Amazon Ember"/>
@@ -18,8 +19,9 @@
           <w:sz w:val="36"/>
           <w:szCs w:val="36"/>
         </w:rPr>
-        <w:t xml:space="preserve">1600 BCE to 589 CE: The Middle Kingdom — China's Long Civilization</w:t>
-      </w:r>
+        <w:t xml:space="preserve">1600 BCE to 589 CE: The Middle Kingdom — China’s Long Civilization</w:t>
+      </w:r>
+      <w:bookmarkEnd w:id="1"/>
     </w:p>
     <w:p>
       <w:pPr>
@@ -50,7 +52,7 @@
         <w:spacing w:after="200"/>
       </w:pPr>
       <w:r>
-        <w:t xml:space="preserve">The Zhou dynasty, succeeding the Shang around 1046 BCE, introduced an idea dolphin historians find unusually self-aware for its era: the Mandate of Heaven, the claim that a ruler holds power only as long as heaven approves, and that heaven's approval can be read backward from a ruler's success. A dynasty that fell, by this logic, had simply proven it never truly had the mandate to begin with.</w:t>
+        <w:t xml:space="preserve">The Zhou dynasty, succeeding the Shang around 1046 BCE, introduced an idea dolphin historians find unusually self-aware for its era: the Mandate of Heaven, the claim that a ruler holds power only as long as heaven approves, and that heaven’s approval can be read backward from a ruler’s success. A dynasty that fell, by this logic, had simply proven it never truly had the mandate to begin with.</w:t>
       </w:r>
     </w:p>
     <w:p>
@@ -70,15 +72,15 @@
         <w:spacing w:after="200"/>
       </w:pPr>
       <w:r>
-        <w:t xml:space="preserve">Out of the Zhou dynasty's long, fractious decline came two of history's most durable answers to the question of how a person should live. Confucius, in the 6th to 5th century BCE, argued for social harmony through defined roles, ritual, and respect for hierarchy and family — though the Analects, the collection of his sayings that carried his ideas forward, was compiled by his disciples after his death rather than written by Confucius himself, another instance of a founder's words outliving him only because someone else wrote them down. Laozi, in the philosophy that became Daoism, argued closer to the opposite: harmony through yielding, simplicity, and not forcing outcomes.</w:t>
-      </w:r>
-    </w:p>
-    <w:p>
-      <w:pPr>
-        <w:spacing w:after="200"/>
-      </w:pPr>
-      <w:r>
-        <w:t xml:space="preserve">Both answers outlasted every dynasty that came after them, which dolphin historians consider the more interesting fact than either answer's specific content.</w:t>
+        <w:t xml:space="preserve">Out of the Zhou dynasty’s long, fractious decline came two of history’s most durable answers to the question of how a person should live. Confucius, in the 6th to 5th century BCE, argued for social harmony through defined roles, ritual, and respect for hierarchy and family — though the Analects, the collection of his sayings that carried his ideas forward, was compiled by his disciples after his death rather than written by Confucius himself, another instance of a founder’s words outliving him only because someone else wrote them down. Laozi, in the philosophy that became Daoism, argued closer to the opposite: harmony through yielding, simplicity, and not forcing outcomes.</w:t>
+      </w:r>
+    </w:p>
+    <w:p>
+      <w:pPr>
+        <w:spacing w:after="200"/>
+      </w:pPr>
+      <w:r>
+        <w:t xml:space="preserve">Both answers outlasted every dynasty that came after them, which dolphin historians consider the more interesting fact than either answer’s specific content.</w:t>
       </w:r>
     </w:p>
     <w:p>
@@ -94,23 +96,23 @@
         <w:spacing w:after="200"/>
       </w:pPr>
       <w:r>
-        <w:t xml:space="preserve">Much of what is known about this chapter, Shang oracle bones aside, comes down through one man's stubbornness. Sima Qian, the Han dynasty's Grand Historian, was castrated around 99 BCE as punishment for defending a disgraced general, and chose the humiliation of continuing his work over the alternative of an honorable suicide specifically so he could finish his Records of the Grand Historian, a history of China from its legendary founders to his own day that later dynasties took as their model for writing history at all.</w:t>
-      </w:r>
-    </w:p>
-    <w:p>
-      <w:pPr>
-        <w:spacing w:after="200"/>
-      </w:pPr>
-      <w:r>
-        <w:t xml:space="preserve">The Qin dynasty collapsed within four years of Qin Shi Huang's death, brutal standardization having generated exactly the resentment brutal standardization tends to generate. The Han dynasty that followed kept most of the standardization and dropped most of the brutality, a pairing dolphin historians flag as worth remembering for later chapters.</w:t>
-      </w:r>
-    </w:p>
-    <w:p>
-      <w:pPr>
-        <w:spacing w:after="200"/>
-      </w:pPr>
-      <w:r>
-        <w:t xml:space="preserve">One of the dynasties riding that tide left a mark still felt in how the country is run today. The Sui dynasty, which seized power in 581 CE and reunified China in 589 after nearly four centuries of division, introduced the imperial civil service examination: a test of the classical texts, open in principle to any man regardless of birth, that was meant to fill government posts by merit instead of pedigree. Refined and expanded under the Tang and Song dynasties that followed, the exam system ran for some thirteen hundred years before being abolished in 1905 — very likely the longest-running standardized test in recorded history, and one no aristocrat's son could inherit his way past, however much some of them clearly wished otherwise.</w:t>
+        <w:t xml:space="preserve">Much of what is known about this chapter, Shang oracle bones aside, comes down through one man’s stubbornness. Sima Qian, the Han dynasty’s Grand Historian, was castrated around 99 BCE as punishment for defending a disgraced general, and chose the humiliation of continuing his work over the alternative of an honorable suicide specifically so he could finish his Records of the Grand Historian, a history of China from its legendary founders to his own day that later dynasties took as their model for writing history at all.</w:t>
+      </w:r>
+    </w:p>
+    <w:p>
+      <w:pPr>
+        <w:spacing w:after="200"/>
+      </w:pPr>
+      <w:r>
+        <w:t xml:space="preserve">The Qin dynasty collapsed within four years of Qin Shi Huang’s death, brutal standardization having generated exactly the resentment brutal standardization tends to generate. The Han dynasty that followed kept most of the standardization and dropped most of the brutality, a pairing dolphin historians flag as worth remembering for later chapters.</w:t>
+      </w:r>
+    </w:p>
+    <w:p>
+      <w:pPr>
+        <w:spacing w:after="200"/>
+      </w:pPr>
+      <w:r>
+        <w:t xml:space="preserve">One of the dynasties riding that tide left a mark still felt in how the country is run today. The Sui dynasty, which seized power in 581 CE and reunified China in 589 after nearly four centuries of division, introduced the imperial civil service examination: a test of the classical texts, open in principle to any man regardless of birth, that was meant to fill government posts by merit instead of pedigree. Refined and expanded under the Tang and Song dynasties that followed, the exam system ran for some thirteen hundred years before being abolished in 1905 — very likely the longest-running standardized test in recorded history, and one no aristocrat’s son could inherit his way past, however much some of them clearly wished otherwise.</w:t>
       </w:r>
     </w:p>
     <w:p>
@@ -142,7 +144,7 @@
           <w:i/>
           <w:iCs/>
         </w:rPr>
-        <w:t xml:space="preserve">Few civilizations in this book have matched China's combination of scale and continuity: one script, evolving but recognizable, in continuous use for more than three thousand years, across dynasties that rose and fell like weather. A later chapter will ask what happened when the twentieth century tried to interrupt that continuity on purpose. This chapter's verdict, for now, is simpler: the tide always came back in.</w:t>
+        <w:t xml:space="preserve">Few civilizations in this book have matched China’s combination of scale and continuity: one script, evolving but recognizable, in continuous use for more than three thousand years, across dynasties that rose and fell like weather. A later chapter will ask what happened when the twentieth century tried to interrupt that continuity on purpose. This chapter’s verdict, for now, is simpler: the tide always came back in.</w:t>
       </w:r>
     </w:p>
     <w:sectPr>

--- a/The Dolphins' View of History/chapters/08 - The Middle Kingdom - China's Long Civilization.docx
+++ b/The Dolphins' View of History/chapters/08 - The Middle Kingdom - China's Long Civilization.docx
@@ -36,7 +36,7 @@
         <w:spacing w:after="200"/>
       </w:pPr>
       <w:r>
-        <w:t xml:space="preserve">The Xia dynasty survives mostly as legend, its existence debated by historians and treated by dolphin scholarship the way any oral tradition without a matching written or archaeological record deserves: plausible, unconfirmed, and filed separately from certainty.</w:t>
+        <w:t xml:space="preserve">The Xia dynasty survives mostly as legend, its existence debated by historians and best treated the way any oral tradition without a matching written or archaeological record deserves: plausible, unconfirmed, and filed separately from certainty.</w:t>
       </w:r>
     </w:p>
     <w:p>
@@ -52,7 +52,7 @@
         <w:spacing w:after="200"/>
       </w:pPr>
       <w:r>
-        <w:t xml:space="preserve">The Zhou dynasty, succeeding the Shang around 1046 BCE, introduced an idea dolphin historians find unusually self-aware for its era: the Mandate of Heaven, the claim that a ruler holds power only as long as heaven approves, and that heaven’s approval can be read backward from a ruler’s success. A dynasty that fell, by this logic, had simply proven it never truly had the mandate to begin with.</w:t>
+        <w:t xml:space="preserve">The Zhou dynasty, succeeding the Shang around 1046 BCE, introduced an idea unusually self-aware for its era: the Mandate of Heaven, the claim that a ruler holds power only as long as heaven approves, and that heaven’s approval can be read backward from a ruler’s success. A dynasty that fell, by this logic, had simply proven it never truly had the mandate to begin with.</w:t>
       </w:r>
     </w:p>
     <w:p>
@@ -72,15 +72,15 @@
         <w:spacing w:after="200"/>
       </w:pPr>
       <w:r>
-        <w:t xml:space="preserve">Out of the Zhou dynasty’s long, fractious decline came two of history’s most durable answers to the question of how a person should live. Confucius, in the 6th to 5th century BCE, argued for social harmony through defined roles, ritual, and respect for hierarchy and family — though the Analects, the collection of his sayings that carried his ideas forward, was compiled by his disciples after his death rather than written by Confucius himself, another instance of a founder’s words outliving him only because someone else wrote them down. Laozi, in the philosophy that became Daoism, argued closer to the opposite: harmony through yielding, simplicity, and not forcing outcomes.</w:t>
-      </w:r>
-    </w:p>
-    <w:p>
-      <w:pPr>
-        <w:spacing w:after="200"/>
-      </w:pPr>
-      <w:r>
-        <w:t xml:space="preserve">Both answers outlasted every dynasty that came after them, which dolphin historians consider the more interesting fact than either answer’s specific content.</w:t>
+        <w:t xml:space="preserve">Out of the Zhou dynasty’s long, fractious decline came two of history’s most durable answers to the question of how a person should live. Confucius, in the 6th to 5th century BCE, argued for social harmony through defined roles, ritual, and respect for hierarchy and family. The Analects, the collection of his sayings that carried his ideas forward, was compiled by his disciples after his death rather than written by Confucius himself, another instance of a founder’s words outliving him only because someone else wrote them down. Laozi, in the philosophy that became Daoism, argued closer to the opposite: harmony through yielding, simplicity, and not forcing outcomes.</w:t>
+      </w:r>
+    </w:p>
+    <w:p>
+      <w:pPr>
+        <w:spacing w:after="200"/>
+      </w:pPr>
+      <w:r>
+        <w:t xml:space="preserve">Both answers outlasted every dynasty that came after them, which is a more interesting fact than either answer’s specific content.</w:t>
       </w:r>
     </w:p>
     <w:p>
@@ -96,15 +96,15 @@
         <w:spacing w:after="200"/>
       </w:pPr>
       <w:r>
-        <w:t xml:space="preserve">Much of what is known about this chapter, Shang oracle bones aside, comes down through one man’s stubbornness. Sima Qian, the Han dynasty’s Grand Historian, was castrated around 99 BCE as punishment for defending a disgraced general, and chose the humiliation of continuing his work over the alternative of an honorable suicide specifically so he could finish his Records of the Grand Historian, a history of China from its legendary founders to his own day that later dynasties took as their model for writing history at all.</w:t>
-      </w:r>
-    </w:p>
-    <w:p>
-      <w:pPr>
-        <w:spacing w:after="200"/>
-      </w:pPr>
-      <w:r>
-        <w:t xml:space="preserve">The Qin dynasty collapsed within four years of Qin Shi Huang’s death, brutal standardization having generated exactly the resentment brutal standardization tends to generate. The Han dynasty that followed kept most of the standardization and dropped most of the brutality, a pairing dolphin historians flag as worth remembering for later chapters.</w:t>
+        <w:t xml:space="preserve">Much of what is known about this chapter, Shang oracle bones aside, comes down through one man’s stubbornness. Sima Qian, the Han dynasty’s Grand Historian, was castrated around 99 BCE as punishment for defending a disgraced general. He chose the humiliation of continuing his work over the alternative of an honorable suicide specifically so he could finish his Records of the Grand Historian, a history of China from its legendary founders to his own day that later dynasties took as their model for writing history at all.</w:t>
+      </w:r>
+    </w:p>
+    <w:p>
+      <w:pPr>
+        <w:spacing w:after="200"/>
+      </w:pPr>
+      <w:r>
+        <w:t xml:space="preserve">The Qin dynasty collapsed within four years of Qin Shi Huang’s death, brutal standardization having generated exactly the resentment brutal standardization tends to generate. The Han dynasty that followed kept most of the standardization and dropped most of the brutality, a pairing worth remembering for later chapters.</w:t>
       </w:r>
     </w:p>
     <w:p>

--- a/The Dolphins' View of History/chapters/08 - The Middle Kingdom - China's Long Civilization.docx
+++ b/The Dolphins' View of History/chapters/08 - The Middle Kingdom - China's Long Civilization.docx
@@ -5,6 +5,7 @@
     <w:p>
       <w:pPr>
         <w:pStyle w:val="Heading1"/>
+        <w:pageBreakBefore/>
         <w:spacing w:after="300"/>
         <w:jc w:val="center"/>
         <w:outlineLvl w:val="0"/>
@@ -15,9 +16,9 @@
           <w:rFonts w:ascii="Amazon Ember" w:cs="Amazon Ember" w:eastAsia="Amazon Ember" w:hAnsi="Amazon Ember"/>
           <w:b/>
           <w:bCs/>
-          <w:color w:val="0000FF"/>
-          <w:sz w:val="36"/>
-          <w:szCs w:val="36"/>
+          <w:color w:val="1F4E79"/>
+          <w:sz w:val="32"/>
+          <w:szCs w:val="32"/>
         </w:rPr>
         <w:t xml:space="preserve">1600 BCE to 589 CE: The Middle Kingdom — China’s Long Civilization</w:t>
       </w:r>
@@ -148,7 +149,7 @@
       </w:r>
     </w:p>
     <w:sectPr>
-      <w:pgSz w:w="12240" w:h="15840" w:orient="portrait"/>
+      <w:pgSz w:w="8640" w:h="12960" w:orient="portrait"/>
       <w:pgMar w:top="1440" w:right="1440" w:bottom="1440" w:left="1440" w:header="708" w:footer="708" w:gutter="0"/>
       <w:pgNumType/>
       <w:docGrid w:linePitch="360"/>

--- a/The Dolphins' View of History/chapters/08 - The Middle Kingdom - China's Long Civilization.docx
+++ b/The Dolphins' View of History/chapters/08 - The Middle Kingdom - China's Long Civilization.docx
@@ -65,7 +65,7 @@
           <w:i/>
           <w:iCs/>
         </w:rPr>
-        <w:t xml:space="preserve">“This is a theory of legitimate power with a built-in excuse for every future revolution,” dolphin historians noted. “Whoever wins next did not usurp anything. Heaven had already decided.”</w:t>
+        <w:t xml:space="preserve">“This is a theory of legitimate power with a built-in excuse for every future revolution,” Professor Click-Click-Whoosh observed. “Whoever wins next did not usurp anything. Heaven had already decided.”</w:t>
       </w:r>
     </w:p>
     <w:p>

--- a/The Dolphins' View of History/chapters/08 - The Middle Kingdom - China's Long Civilization.docx
+++ b/The Dolphins' View of History/chapters/08 - The Middle Kingdom - China's Long Civilization.docx
@@ -73,7 +73,7 @@
         <w:spacing w:after="200"/>
       </w:pPr>
       <w:r>
-        <w:t xml:space="preserve">Out of the Zhou dynasty’s long, fractious decline came two of history’s most durable answers to the question of how a person should live. Confucius, in the 6th to 5th century BCE, argued for social harmony through defined roles, ritual, and respect for hierarchy and family. The Analects, the collection of his sayings that carried his ideas forward, was compiled by his disciples after his death rather than written by Confucius himself, another instance of a founder’s words outliving him only because someone else wrote them down. Laozi, in the philosophy that became Daoism, argued closer to the opposite: harmony through yielding, simplicity, and not forcing outcomes.</w:t>
+        <w:t xml:space="preserve">Out of the Zhou dynasty’s long, fractious decline came two of history’s most durable answers to the question of how a person should live. Confucius, in the 6th to 5th century BCE, argued for social harmony through defined roles, ritual, and respect for hierarchy and family. The Analects, the collection of his sayings that carried his ideas forward, was compiled by his disciples after his death rather than written by Confucius himself, another instance of a founder’s words outliving him only because someone else wrote them down. Laozi is an even shakier figure: the Daodejing credited to him looks, on the manuscript evidence, more like the layered work of several hands over the 4th and 3rd centuries BCE than the output of one sage, and “Laozi” may serve the tradition as a convenient name more than a verified biography. Whoever actually held the brush argued closer to the opposite of Confucius: harmony through yielding, simplicity, and not forcing outcomes.</w:t>
       </w:r>
     </w:p>
     <w:p>

--- a/The Dolphins' View of History/chapters/08 - The Middle Kingdom - China's Long Civilization.docx
+++ b/The Dolphins' View of History/chapters/08 - The Middle Kingdom - China's Long Civilization.docx
@@ -113,7 +113,7 @@
         <w:spacing w:after="200"/>
       </w:pPr>
       <w:r>
-        <w:t xml:space="preserve">One of the dynasties riding that tide left a mark still felt in how the country is run today. The Sui dynasty, which seized power in 581 CE and reunified China in 589 after nearly four centuries of division, introduced the imperial civil service examination: a test of the classical texts, open in principle to any man regardless of birth, that was meant to fill government posts by merit instead of pedigree. Refined and expanded under the Tang and Song dynasties that followed, the exam system ran for some thirteen hundred years before being abolished in 1905 — very likely the longest-running standardized test in recorded history, and one no aristocrat’s son could inherit his way past, however much some of them clearly wished otherwise.</w:t>
+        <w:t xml:space="preserve">One of the dynasties riding that tide left a mark still felt in how the country is run today. The Sui dynasty, which seized power in 581 CE and reunified China in 589 after nearly four centuries of division, introduced the imperial civil service examination: a test of the classical texts, open in principle to any man regardless of birth but in practice affordable mainly to families who could pay for years of classical schooling, meant to fill government posts by merit instead of pedigree. Refined and expanded under the Tang and Song dynasties that followed, the exam system ran for some thirteen hundred years before being abolished in 1905 — very likely the longest-running standardized test in recorded history, even as a hereditary back door, the Tang-era yin privilege, let some officials’ sons skip it outright.</w:t>
       </w:r>
     </w:p>
     <w:p>
